--- a/Files/06 - Yom Tov/13 - Shmini Atzeres/5784/Shmini Atzeres 5784.docx
+++ b/Files/06 - Yom Tov/13 - Shmini Atzeres/5784/Shmini Atzeres 5784.docx
@@ -24,44 +24,15 @@
       </w:pPr>
       <w:r>
         <w:rPr>
-          <w:rFonts w:ascii="Times New Roman" w:hAnsi="Times New Roman" w:cs="Times New Roman" w:hint="cs"/>
-          <w:rtl/>
-        </w:rPr>
-        <w:t>גוט</w:t>
-      </w:r>
-      <w:r>
-        <w:rPr>
-          <w:rFonts w:ascii="Times New Roman" w:hAnsi="Times New Roman" w:cs="Times New Roman"/>
-          <w:rtl/>
-        </w:rPr>
-        <w:t xml:space="preserve"> </w:t>
-      </w:r>
-      <w:r>
-        <w:rPr>
-          <w:rFonts w:ascii="Times New Roman" w:hAnsi="Times New Roman" w:cs="Times New Roman" w:hint="cs"/>
-          <w:rtl/>
-        </w:rPr>
-        <w:t>יום</w:t>
-      </w:r>
-      <w:r>
-        <w:rPr>
-          <w:rFonts w:ascii="Times New Roman" w:hAnsi="Times New Roman" w:cs="Times New Roman"/>
-          <w:rtl/>
-        </w:rPr>
-        <w:t xml:space="preserve"> </w:t>
-      </w:r>
-      <w:r>
-        <w:rPr>
-          <w:rFonts w:ascii="Times New Roman" w:hAnsi="Times New Roman" w:cs="Times New Roman" w:hint="cs"/>
-          <w:rtl/>
-        </w:rPr>
-        <w:t>טוב</w:t>
-      </w:r>
-      <w:r>
-        <w:rPr>
-          <w:rFonts w:ascii="Times New Roman" w:hAnsi="Times New Roman" w:cs="Times New Roman"/>
-        </w:rPr>
-        <w:t xml:space="preserve"> everybody. I have two </w:t>
+          <w:rFonts w:ascii="Times New Roman" w:hAnsi="Times New Roman" w:cs="Times New Roman"/>
+        </w:rPr>
+        <w:t xml:space="preserve">I </w:t>
+      </w:r>
+      <w:r>
+        <w:rPr>
+          <w:rFonts w:ascii="Times New Roman" w:hAnsi="Times New Roman" w:cs="Times New Roman"/>
+        </w:rPr>
+        <w:t xml:space="preserve">have two </w:t>
       </w:r>
       <w:r>
         <w:rPr>
@@ -142,52 +113,14 @@
         <w:rPr>
           <w:rFonts w:ascii="Times New Roman" w:hAnsi="Times New Roman" w:cs="Times New Roman"/>
         </w:rPr>
-        <w:t xml:space="preserve"> and they</w:t>
-      </w:r>
-      <w:r>
-        <w:rPr>
-          <w:rFonts w:ascii="Times New Roman" w:hAnsi="Times New Roman" w:cs="Times New Roman"/>
-        </w:rPr>
-        <w:t>’</w:t>
-      </w:r>
-      <w:r>
-        <w:rPr>
-          <w:rFonts w:ascii="Times New Roman" w:hAnsi="Times New Roman" w:cs="Times New Roman"/>
-        </w:rPr>
-        <w:t xml:space="preserve">re based on two </w:t>
-      </w:r>
-      <w:r>
-        <w:rPr>
-          <w:rFonts w:ascii="Times New Roman" w:hAnsi="Times New Roman" w:cs="Times New Roman" w:hint="cs"/>
-          <w:rtl/>
-        </w:rPr>
-        <w:t>פסוקים</w:t>
-      </w:r>
-      <w:r>
-        <w:rPr>
-          <w:rFonts w:ascii="Times New Roman" w:hAnsi="Times New Roman" w:cs="Times New Roman"/>
-        </w:rPr>
-        <w:t xml:space="preserve"> in </w:t>
-      </w:r>
-      <w:r>
-        <w:rPr>
-          <w:rFonts w:ascii="Times New Roman" w:hAnsi="Times New Roman" w:cs="Times New Roman" w:hint="cs"/>
-          <w:rtl/>
-        </w:rPr>
-        <w:t>אשרי</w:t>
-      </w:r>
-      <w:r>
-        <w:rPr>
-          <w:rFonts w:ascii="Times New Roman" w:hAnsi="Times New Roman" w:cs="Times New Roman"/>
-        </w:rPr>
-        <w:t xml:space="preserve">, brought down in a wonderful set of </w:t>
-      </w:r>
-      <w:r>
-        <w:rPr>
-          <w:rFonts w:ascii="Times New Roman" w:hAnsi="Times New Roman" w:cs="Times New Roman" w:hint="cs"/>
-          <w:rtl/>
-        </w:rPr>
-        <w:t>ספרים</w:t>
+        <w:t xml:space="preserve">, brought down in a </w:t>
+      </w:r>
+      <w:r>
+        <w:rPr>
+          <w:rFonts w:ascii="Times New Roman" w:hAnsi="Times New Roman" w:cs="Times New Roman" w:hint="cs"/>
+          <w:rtl/>
+        </w:rPr>
+        <w:t>ספר</w:t>
       </w:r>
       <w:r>
         <w:rPr>
@@ -220,44 +153,19 @@
         <w:rPr>
           <w:rFonts w:ascii="Times New Roman" w:hAnsi="Times New Roman" w:cs="Times New Roman"/>
         </w:rPr>
-        <w:t>,</w:t>
-      </w:r>
-      <w:r>
-        <w:rPr>
-          <w:rFonts w:ascii="Times New Roman" w:hAnsi="Times New Roman" w:cs="Times New Roman"/>
-        </w:rPr>
-        <w:t xml:space="preserve"> a</w:t>
-      </w:r>
-      <w:r>
-        <w:rPr>
-          <w:rFonts w:ascii="Times New Roman" w:hAnsi="Times New Roman" w:cs="Times New Roman"/>
-        </w:rPr>
-        <w:t xml:space="preserve"> two-volume set which I came across many years ago and I purchased it, and he has tremendous </w:t>
-      </w:r>
-      <w:r>
-        <w:rPr>
-          <w:rFonts w:ascii="Times New Roman" w:hAnsi="Times New Roman" w:cs="Times New Roman" w:hint="cs"/>
-          <w:rtl/>
-        </w:rPr>
-        <w:t>הערות</w:t>
-      </w:r>
-      <w:r>
-        <w:rPr>
-          <w:rFonts w:ascii="Times New Roman" w:hAnsi="Times New Roman" w:cs="Times New Roman"/>
-        </w:rPr>
-        <w:t xml:space="preserve"> in </w:t>
-      </w:r>
-      <w:r>
-        <w:rPr>
-          <w:rFonts w:ascii="Times New Roman" w:hAnsi="Times New Roman" w:cs="Times New Roman" w:hint="cs"/>
-        </w:rPr>
-        <w:t>davening</w:t>
-      </w:r>
-      <w:r>
-        <w:rPr>
-          <w:rFonts w:ascii="Times New Roman" w:hAnsi="Times New Roman" w:cs="Times New Roman"/>
-        </w:rPr>
-        <w:t>. It</w:t>
+        <w:t>.</w:t>
+      </w:r>
+      <w:r>
+        <w:rPr>
+          <w:rFonts w:ascii="Times New Roman" w:hAnsi="Times New Roman" w:cs="Times New Roman"/>
+        </w:rPr>
+        <w:t xml:space="preserve"> </w:t>
+      </w:r>
+      <w:r>
+        <w:rPr>
+          <w:rFonts w:ascii="Times New Roman" w:hAnsi="Times New Roman" w:cs="Times New Roman"/>
+        </w:rPr>
+        <w:t>It</w:t>
       </w:r>
       <w:r>
         <w:rPr>
@@ -362,7 +270,19 @@
         <w:rPr>
           <w:rFonts w:ascii="Times New Roman" w:hAnsi="Times New Roman" w:cs="Times New Roman"/>
         </w:rPr>
-        <w:t xml:space="preserve">he </w:t>
+        <w:t>he</w:t>
+      </w:r>
+      <w:r>
+        <w:rPr>
+          <w:rFonts w:ascii="Times New Roman" w:hAnsi="Times New Roman" w:cs="Times New Roman"/>
+        </w:rPr>
+        <w:t xml:space="preserve"> first is based on two</w:t>
+      </w:r>
+      <w:r>
+        <w:rPr>
+          <w:rFonts w:ascii="Times New Roman" w:hAnsi="Times New Roman" w:cs="Times New Roman"/>
+        </w:rPr>
+        <w:t xml:space="preserve"> </w:t>
       </w:r>
       <w:r>
         <w:rPr>
@@ -388,7 +308,13 @@
         <w:rPr>
           <w:rFonts w:ascii="Times New Roman" w:hAnsi="Times New Roman" w:cs="Times New Roman"/>
         </w:rPr>
-        <w:t xml:space="preserve"> are: </w:t>
+        <w:t>, which are</w:t>
+      </w:r>
+      <w:r>
+        <w:rPr>
+          <w:rFonts w:ascii="Times New Roman" w:hAnsi="Times New Roman" w:cs="Times New Roman"/>
+        </w:rPr>
+        <w:t xml:space="preserve">: </w:t>
       </w:r>
       <w:r>
         <w:rPr>
@@ -597,7 +523,7 @@
         <w:rPr>
           <w:rFonts w:ascii="Times New Roman" w:hAnsi="Times New Roman" w:cs="Times New Roman"/>
         </w:rPr>
-        <w:t xml:space="preserve">Hashem, Hashem does their </w:t>
+        <w:t>Hashem, Hashem does their</w:t>
       </w:r>
       <w:r>
         <w:rPr>
@@ -835,7 +761,31 @@
         <w:rPr>
           <w:rFonts w:ascii="Times New Roman" w:hAnsi="Times New Roman" w:cs="Times New Roman"/>
         </w:rPr>
-        <w:t xml:space="preserve">provides for those who love him is definitely a much higher </w:t>
+        <w:t xml:space="preserve">provides for those who love </w:t>
+      </w:r>
+      <w:r>
+        <w:rPr>
+          <w:rFonts w:ascii="Times New Roman" w:hAnsi="Times New Roman" w:cs="Times New Roman"/>
+        </w:rPr>
+        <w:t>H</w:t>
+      </w:r>
+      <w:r>
+        <w:rPr>
+          <w:rFonts w:ascii="Times New Roman" w:hAnsi="Times New Roman" w:cs="Times New Roman"/>
+        </w:rPr>
+        <w:t>im is definitely</w:t>
+      </w:r>
+      <w:r>
+        <w:rPr>
+          <w:rFonts w:ascii="Times New Roman" w:hAnsi="Times New Roman" w:cs="Times New Roman"/>
+        </w:rPr>
+        <w:t xml:space="preserve"> on</w:t>
+      </w:r>
+      <w:r>
+        <w:rPr>
+          <w:rFonts w:ascii="Times New Roman" w:hAnsi="Times New Roman" w:cs="Times New Roman"/>
+        </w:rPr>
+        <w:t xml:space="preserve"> a much higher </w:t>
       </w:r>
       <w:r>
         <w:rPr>
@@ -848,7 +798,19 @@
         <w:rPr>
           <w:rFonts w:ascii="Times New Roman" w:hAnsi="Times New Roman" w:cs="Times New Roman"/>
         </w:rPr>
-        <w:t xml:space="preserve"> than the ones who fear him. </w:t>
+        <w:t xml:space="preserve"> than the ones who fear </w:t>
+      </w:r>
+      <w:r>
+        <w:rPr>
+          <w:rFonts w:ascii="Times New Roman" w:hAnsi="Times New Roman" w:cs="Times New Roman"/>
+        </w:rPr>
+        <w:t>H</w:t>
+      </w:r>
+      <w:r>
+        <w:rPr>
+          <w:rFonts w:ascii="Times New Roman" w:hAnsi="Times New Roman" w:cs="Times New Roman"/>
+        </w:rPr>
+        <w:t xml:space="preserve">im. </w:t>
       </w:r>
       <w:r>
         <w:rPr>
@@ -1109,7 +1071,13 @@
         <w:rPr>
           <w:rFonts w:ascii="Times New Roman" w:hAnsi="Times New Roman" w:cs="Times New Roman"/>
         </w:rPr>
-        <w:t xml:space="preserve"> a very interesting take on a </w:t>
+        <w:t xml:space="preserve"> an </w:t>
+      </w:r>
+      <w:r>
+        <w:rPr>
+          <w:rFonts w:ascii="Times New Roman" w:hAnsi="Times New Roman" w:cs="Times New Roman"/>
+        </w:rPr>
+        <w:t xml:space="preserve">interesting take on a </w:t>
       </w:r>
       <w:r>
         <w:rPr>
@@ -1633,7 +1601,19 @@
         <w:rPr>
           <w:rFonts w:ascii="Times New Roman" w:hAnsi="Times New Roman" w:cs="Times New Roman"/>
         </w:rPr>
-        <w:t>t do others what you would not have them doing to you.</w:t>
+        <w:t>t do</w:t>
+      </w:r>
+      <w:r>
+        <w:rPr>
+          <w:rFonts w:ascii="Times New Roman" w:hAnsi="Times New Roman" w:cs="Times New Roman"/>
+        </w:rPr>
+        <w:t xml:space="preserve"> to</w:t>
+      </w:r>
+      <w:r>
+        <w:rPr>
+          <w:rFonts w:ascii="Times New Roman" w:hAnsi="Times New Roman" w:cs="Times New Roman"/>
+        </w:rPr>
+        <w:t xml:space="preserve"> others what you would not have them do to you.</w:t>
       </w:r>
       <w:r>
         <w:rPr>
@@ -1924,7 +1904,19 @@
         <w:rPr>
           <w:rFonts w:ascii="Times New Roman" w:hAnsi="Times New Roman" w:cs="Times New Roman"/>
         </w:rPr>
-        <w:t xml:space="preserve"> about </w:t>
+        <w:t xml:space="preserve"> </w:t>
+      </w:r>
+      <w:r>
+        <w:rPr>
+          <w:rFonts w:ascii="Times New Roman" w:hAnsi="Times New Roman" w:cs="Times New Roman"/>
+        </w:rPr>
+        <w:t xml:space="preserve">know </w:t>
+      </w:r>
+      <w:r>
+        <w:rPr>
+          <w:rFonts w:ascii="Times New Roman" w:hAnsi="Times New Roman" w:cs="Times New Roman"/>
+        </w:rPr>
+        <w:t xml:space="preserve">about </w:t>
       </w:r>
       <w:r>
         <w:rPr>
@@ -2647,19 +2639,6 @@
           <w:rFonts w:ascii="Times New Roman" w:hAnsi="Times New Roman" w:cs="Times New Roman"/>
         </w:rPr>
         <w:t xml:space="preserve">all become one nation of </w:t>
-      </w:r>
-      <w:r>
-        <w:rPr>
-          <w:rFonts w:ascii="Times New Roman" w:hAnsi="Times New Roman" w:cs="Times New Roman" w:hint="cs"/>
-          <w:rtl/>
-        </w:rPr>
-        <w:t>אחדות</w:t>
-      </w:r>
-      <w:r>
-        <w:rPr>
-          <w:rFonts w:ascii="Times New Roman" w:hAnsi="Times New Roman" w:cs="Times New Roman"/>
-        </w:rPr>
-        <w:t xml:space="preserve">, one nation of </w:t>
       </w:r>
       <w:r>
         <w:rPr>
@@ -3564,7 +3543,7 @@
         <w:rPr>
           <w:rFonts w:ascii="Times New Roman" w:hAnsi="Times New Roman" w:cs="Times New Roman"/>
         </w:rPr>
-        <w:t xml:space="preserve">did that too. You also told us to be </w:t>
+        <w:t>did that too. You also told us to be</w:t>
       </w:r>
       <w:r>
         <w:rPr>
@@ -3672,7 +3651,7 @@
         <w:rPr>
           <w:rFonts w:ascii="Times New Roman" w:hAnsi="Times New Roman" w:cs="Times New Roman"/>
         </w:rPr>
-        <w:t>R</w:t>
+        <w:t>Meir</w:t>
       </w:r>
       <w:r>
         <w:rPr>
@@ -3684,7 +3663,7 @@
         <w:rPr>
           <w:rFonts w:ascii="Times New Roman" w:hAnsi="Times New Roman" w:cs="Times New Roman"/>
         </w:rPr>
-        <w:t xml:space="preserve"> Meir</w:t>
+        <w:t>l</w:t>
       </w:r>
       <w:r>
         <w:rPr>
@@ -3696,7 +3675,19 @@
         <w:rPr>
           <w:rFonts w:ascii="Times New Roman" w:hAnsi="Times New Roman" w:cs="Times New Roman"/>
         </w:rPr>
-        <w:t>l</w:t>
+        <w:t xml:space="preserve">s </w:t>
+      </w:r>
+      <w:r>
+        <w:rPr>
+          <w:rFonts w:ascii="Times New Roman" w:hAnsi="Times New Roman" w:cs="Times New Roman"/>
+        </w:rPr>
+        <w:t xml:space="preserve">daughter sick. And </w:t>
+      </w:r>
+      <w:r>
+        <w:rPr>
+          <w:rFonts w:ascii="Times New Roman" w:hAnsi="Times New Roman" w:cs="Times New Roman"/>
+        </w:rPr>
+        <w:t>Meir</w:t>
       </w:r>
       <w:r>
         <w:rPr>
@@ -3708,13 +3699,339 @@
         <w:rPr>
           <w:rFonts w:ascii="Times New Roman" w:hAnsi="Times New Roman" w:cs="Times New Roman"/>
         </w:rPr>
-        <w:t xml:space="preserve">s </w:t>
-      </w:r>
-      <w:r>
-        <w:rPr>
-          <w:rFonts w:ascii="Times New Roman" w:hAnsi="Times New Roman" w:cs="Times New Roman"/>
-        </w:rPr>
-        <w:t xml:space="preserve">daughter sick. And </w:t>
+        <w:t xml:space="preserve">l </w:t>
+      </w:r>
+      <w:r>
+        <w:rPr>
+          <w:rFonts w:ascii="Times New Roman" w:hAnsi="Times New Roman" w:cs="Times New Roman"/>
+        </w:rPr>
+        <w:t xml:space="preserve">has to be </w:t>
+      </w:r>
+      <w:r>
+        <w:rPr>
+          <w:rFonts w:ascii="Times New Roman" w:hAnsi="Times New Roman" w:cs="Times New Roman" w:hint="cs"/>
+          <w:rtl/>
+        </w:rPr>
+        <w:t>מקבל</w:t>
+      </w:r>
+      <w:r>
+        <w:rPr>
+          <w:rFonts w:ascii="Times New Roman" w:hAnsi="Times New Roman" w:cs="Times New Roman"/>
+        </w:rPr>
+        <w:t xml:space="preserve"> this situation </w:t>
+      </w:r>
+      <w:r>
+        <w:rPr>
+          <w:rFonts w:ascii="Times New Roman" w:hAnsi="Times New Roman" w:cs="Times New Roman" w:hint="cs"/>
+          <w:rtl/>
+        </w:rPr>
+        <w:t>בשמחה</w:t>
+      </w:r>
+      <w:r>
+        <w:rPr>
+          <w:rFonts w:ascii="Times New Roman" w:hAnsi="Times New Roman" w:cs="Times New Roman"/>
+        </w:rPr>
+        <w:t>, as</w:t>
+      </w:r>
+      <w:r>
+        <w:rPr>
+          <w:rFonts w:ascii="Times New Roman" w:hAnsi="Times New Roman" w:cs="Times New Roman"/>
+        </w:rPr>
+        <w:t xml:space="preserve"> </w:t>
+      </w:r>
+      <w:r>
+        <w:rPr>
+          <w:rFonts w:ascii="Times New Roman" w:hAnsi="Times New Roman" w:cs="Times New Roman" w:hint="cs"/>
+          <w:rtl/>
+        </w:rPr>
+        <w:t>חז</w:t>
+      </w:r>
+      <w:r>
+        <w:rPr>
+          <w:rFonts w:ascii="Times New Roman" w:hAnsi="Times New Roman" w:cs="Times New Roman"/>
+          <w:rtl/>
+        </w:rPr>
+        <w:t>"</w:t>
+      </w:r>
+      <w:r>
+        <w:rPr>
+          <w:rFonts w:ascii="Times New Roman" w:hAnsi="Times New Roman" w:cs="Times New Roman" w:hint="cs"/>
+          <w:rtl/>
+        </w:rPr>
+        <w:t>ל</w:t>
+      </w:r>
+      <w:r>
+        <w:rPr>
+          <w:rFonts w:ascii="Times New Roman" w:hAnsi="Times New Roman" w:cs="Times New Roman"/>
+        </w:rPr>
+        <w:t xml:space="preserve"> say</w:t>
+      </w:r>
+      <w:r>
+        <w:rPr>
+          <w:rFonts w:ascii="Times New Roman" w:hAnsi="Times New Roman" w:cs="Times New Roman"/>
+        </w:rPr>
+        <w:t xml:space="preserve"> (</w:t>
+      </w:r>
+      <w:r>
+        <w:rPr>
+          <w:rFonts w:ascii="Times New Roman" w:hAnsi="Times New Roman" w:cs="Times New Roman" w:hint="cs"/>
+          <w:rtl/>
+        </w:rPr>
+        <w:t>ברכות</w:t>
+      </w:r>
+      <w:r>
+        <w:rPr>
+          <w:rFonts w:ascii="Times New Roman" w:hAnsi="Times New Roman" w:cs="Times New Roman"/>
+          <w:rtl/>
+        </w:rPr>
+        <w:t xml:space="preserve"> </w:t>
+      </w:r>
+      <w:r>
+        <w:rPr>
+          <w:rFonts w:ascii="Times New Roman" w:hAnsi="Times New Roman" w:cs="Times New Roman" w:hint="cs"/>
+          <w:rtl/>
+        </w:rPr>
+        <w:t>נ״ד</w:t>
+      </w:r>
+      <w:r>
+        <w:rPr>
+          <w:rFonts w:ascii="Times New Roman" w:hAnsi="Times New Roman" w:cs="Times New Roman"/>
+          <w:rtl/>
+        </w:rPr>
+        <w:t xml:space="preserve"> </w:t>
+      </w:r>
+      <w:r>
+        <w:rPr>
+          <w:rFonts w:ascii="Times New Roman" w:hAnsi="Times New Roman" w:cs="Times New Roman" w:hint="cs"/>
+          <w:rtl/>
+        </w:rPr>
+        <w:t>ע״א</w:t>
+      </w:r>
+      <w:r>
+        <w:rPr>
+          <w:rFonts w:ascii="Times New Roman" w:hAnsi="Times New Roman" w:cs="Times New Roman"/>
+        </w:rPr>
+        <w:t>)</w:t>
+      </w:r>
+      <w:r>
+        <w:rPr>
+          <w:rFonts w:ascii="Times New Roman" w:hAnsi="Times New Roman" w:cs="Times New Roman"/>
+        </w:rPr>
+        <w:t xml:space="preserve">, </w:t>
+      </w:r>
+      <w:r>
+        <w:rPr>
+          <w:rFonts w:ascii="Times New Roman" w:hAnsi="Times New Roman" w:cs="Times New Roman" w:hint="cs"/>
+          <w:rtl/>
+        </w:rPr>
+        <w:t>חַיָּיב</w:t>
+      </w:r>
+      <w:r>
+        <w:rPr>
+          <w:rFonts w:ascii="Times New Roman" w:hAnsi="Times New Roman" w:cs="Times New Roman"/>
+          <w:rtl/>
+        </w:rPr>
+        <w:t xml:space="preserve"> </w:t>
+      </w:r>
+      <w:r>
+        <w:rPr>
+          <w:rFonts w:ascii="Times New Roman" w:hAnsi="Times New Roman" w:cs="Times New Roman" w:hint="cs"/>
+          <w:rtl/>
+        </w:rPr>
+        <w:t>אָדָם</w:t>
+      </w:r>
+      <w:r>
+        <w:rPr>
+          <w:rFonts w:ascii="Times New Roman" w:hAnsi="Times New Roman" w:cs="Times New Roman"/>
+          <w:rtl/>
+        </w:rPr>
+        <w:t xml:space="preserve"> </w:t>
+      </w:r>
+      <w:r>
+        <w:rPr>
+          <w:rFonts w:ascii="Times New Roman" w:hAnsi="Times New Roman" w:cs="Times New Roman" w:hint="cs"/>
+          <w:rtl/>
+        </w:rPr>
+        <w:t>לְבָרֵךְ</w:t>
+      </w:r>
+      <w:r>
+        <w:rPr>
+          <w:rFonts w:ascii="Times New Roman" w:hAnsi="Times New Roman" w:cs="Times New Roman"/>
+          <w:rtl/>
+        </w:rPr>
+        <w:t xml:space="preserve"> </w:t>
+      </w:r>
+      <w:r>
+        <w:rPr>
+          <w:rFonts w:ascii="Times New Roman" w:hAnsi="Times New Roman" w:cs="Times New Roman" w:hint="cs"/>
+          <w:rtl/>
+        </w:rPr>
+        <w:t>עַל</w:t>
+      </w:r>
+      <w:r>
+        <w:rPr>
+          <w:rFonts w:ascii="Times New Roman" w:hAnsi="Times New Roman" w:cs="Times New Roman"/>
+          <w:rtl/>
+        </w:rPr>
+        <w:t xml:space="preserve"> </w:t>
+      </w:r>
+      <w:r>
+        <w:rPr>
+          <w:rFonts w:ascii="Times New Roman" w:hAnsi="Times New Roman" w:cs="Times New Roman" w:hint="cs"/>
+          <w:rtl/>
+        </w:rPr>
+        <w:t>הָרָעָה</w:t>
+      </w:r>
+      <w:r>
+        <w:rPr>
+          <w:rFonts w:ascii="Times New Roman" w:hAnsi="Times New Roman" w:cs="Times New Roman"/>
+          <w:rtl/>
+        </w:rPr>
+        <w:t xml:space="preserve"> </w:t>
+      </w:r>
+      <w:r>
+        <w:rPr>
+          <w:rFonts w:ascii="Times New Roman" w:hAnsi="Times New Roman" w:cs="Times New Roman" w:hint="cs"/>
+          <w:rtl/>
+        </w:rPr>
+        <w:t>כְּשֵׁם</w:t>
+      </w:r>
+      <w:r>
+        <w:rPr>
+          <w:rFonts w:ascii="Times New Roman" w:hAnsi="Times New Roman" w:cs="Times New Roman"/>
+          <w:rtl/>
+        </w:rPr>
+        <w:t xml:space="preserve"> </w:t>
+      </w:r>
+      <w:r>
+        <w:rPr>
+          <w:rFonts w:ascii="Times New Roman" w:hAnsi="Times New Roman" w:cs="Times New Roman" w:hint="cs"/>
+          <w:rtl/>
+        </w:rPr>
+        <w:t>שֶׁמְּבָרֵךְ</w:t>
+      </w:r>
+      <w:r>
+        <w:rPr>
+          <w:rFonts w:ascii="Times New Roman" w:hAnsi="Times New Roman" w:cs="Times New Roman"/>
+          <w:rtl/>
+        </w:rPr>
+        <w:t xml:space="preserve"> </w:t>
+      </w:r>
+      <w:r>
+        <w:rPr>
+          <w:rFonts w:ascii="Times New Roman" w:hAnsi="Times New Roman" w:cs="Times New Roman" w:hint="cs"/>
+          <w:rtl/>
+        </w:rPr>
+        <w:t>עַל</w:t>
+      </w:r>
+      <w:r>
+        <w:rPr>
+          <w:rFonts w:ascii="Times New Roman" w:hAnsi="Times New Roman" w:cs="Times New Roman"/>
+          <w:rtl/>
+        </w:rPr>
+        <w:t xml:space="preserve"> </w:t>
+      </w:r>
+      <w:r>
+        <w:rPr>
+          <w:rFonts w:ascii="Times New Roman" w:hAnsi="Times New Roman" w:cs="Times New Roman" w:hint="cs"/>
+          <w:rtl/>
+        </w:rPr>
+        <w:t>הַטּוֹבָה</w:t>
+      </w:r>
+      <w:r>
+        <w:rPr>
+          <w:rFonts w:ascii="Times New Roman" w:hAnsi="Times New Roman" w:cs="Times New Roman"/>
+        </w:rPr>
+        <w:t xml:space="preserve"> - </w:t>
+      </w:r>
+      <w:r>
+        <w:rPr>
+          <w:rFonts w:ascii="Times New Roman" w:hAnsi="Times New Roman" w:cs="Times New Roman"/>
+        </w:rPr>
+        <w:t>T</w:t>
+      </w:r>
+      <w:r>
+        <w:rPr>
+          <w:rFonts w:ascii="Times New Roman" w:hAnsi="Times New Roman" w:cs="Times New Roman"/>
+        </w:rPr>
+        <w:t xml:space="preserve">he same way that a person is </w:t>
+      </w:r>
+      <w:r>
+        <w:rPr>
+          <w:rFonts w:ascii="Times New Roman" w:hAnsi="Times New Roman" w:cs="Times New Roman" w:hint="cs"/>
+          <w:rtl/>
+        </w:rPr>
+        <w:t>שמח</w:t>
+      </w:r>
+      <w:r>
+        <w:rPr>
+          <w:rFonts w:ascii="Times New Roman" w:hAnsi="Times New Roman" w:cs="Times New Roman"/>
+        </w:rPr>
+        <w:t xml:space="preserve"> when </w:t>
+      </w:r>
+      <w:r>
+        <w:rPr>
+          <w:rFonts w:ascii="Times New Roman" w:hAnsi="Times New Roman" w:cs="Times New Roman"/>
+        </w:rPr>
+        <w:t>Hashem</w:t>
+      </w:r>
+      <w:r>
+        <w:rPr>
+          <w:rFonts w:ascii="Times New Roman" w:hAnsi="Times New Roman" w:cs="Times New Roman"/>
+        </w:rPr>
+        <w:t xml:space="preserve"> showers him with </w:t>
+      </w:r>
+      <w:r>
+        <w:rPr>
+          <w:rFonts w:ascii="Times New Roman" w:hAnsi="Times New Roman" w:cs="Times New Roman" w:hint="cs"/>
+          <w:rtl/>
+        </w:rPr>
+        <w:t>ברכה</w:t>
+      </w:r>
+      <w:r>
+        <w:rPr>
+          <w:rFonts w:ascii="Times New Roman" w:hAnsi="Times New Roman" w:cs="Times New Roman"/>
+          <w:rtl/>
+        </w:rPr>
+        <w:t xml:space="preserve"> </w:t>
+      </w:r>
+      <w:r>
+        <w:rPr>
+          <w:rFonts w:ascii="Times New Roman" w:hAnsi="Times New Roman" w:cs="Times New Roman" w:hint="cs"/>
+          <w:rtl/>
+        </w:rPr>
+        <w:t>והצלחה</w:t>
+      </w:r>
+      <w:r>
+        <w:rPr>
+          <w:rFonts w:ascii="Times New Roman" w:hAnsi="Times New Roman" w:cs="Times New Roman"/>
+        </w:rPr>
+        <w:t xml:space="preserve">, he has to have exactly the same </w:t>
+      </w:r>
+      <w:r>
+        <w:rPr>
+          <w:rFonts w:ascii="Times New Roman" w:hAnsi="Times New Roman" w:cs="Times New Roman" w:hint="cs"/>
+          <w:rtl/>
+        </w:rPr>
+        <w:t>שמחה</w:t>
+      </w:r>
+      <w:r>
+        <w:rPr>
+          <w:rFonts w:ascii="Times New Roman" w:hAnsi="Times New Roman" w:cs="Times New Roman"/>
+        </w:rPr>
+        <w:t xml:space="preserve"> when a</w:t>
+      </w:r>
+      <w:r>
+        <w:rPr>
+          <w:rFonts w:ascii="Times New Roman" w:hAnsi="Times New Roman" w:cs="Times New Roman"/>
+        </w:rPr>
+        <w:t xml:space="preserve"> misfortune befalls him.</w:t>
+      </w:r>
+      <w:r>
+        <w:rPr>
+          <w:rFonts w:ascii="Times New Roman" w:hAnsi="Times New Roman" w:cs="Times New Roman"/>
+        </w:rPr>
+        <w:t xml:space="preserve"> So </w:t>
       </w:r>
       <w:r>
         <w:rPr>
@@ -3738,7 +4055,7 @@
         <w:rPr>
           <w:rFonts w:ascii="Times New Roman" w:hAnsi="Times New Roman" w:cs="Times New Roman"/>
         </w:rPr>
-        <w:t xml:space="preserve">has to be </w:t>
+        <w:t xml:space="preserve">is </w:t>
       </w:r>
       <w:r>
         <w:rPr>
@@ -3751,7 +4068,7 @@
         <w:rPr>
           <w:rFonts w:ascii="Times New Roman" w:hAnsi="Times New Roman" w:cs="Times New Roman"/>
         </w:rPr>
-        <w:t xml:space="preserve"> this situation </w:t>
+        <w:t xml:space="preserve"> all of this </w:t>
       </w:r>
       <w:r>
         <w:rPr>
@@ -3764,40 +4081,149 @@
         <w:rPr>
           <w:rFonts w:ascii="Times New Roman" w:hAnsi="Times New Roman" w:cs="Times New Roman"/>
         </w:rPr>
-        <w:t>, as</w:t>
-      </w:r>
-      <w:r>
-        <w:rPr>
-          <w:rFonts w:ascii="Times New Roman" w:hAnsi="Times New Roman" w:cs="Times New Roman"/>
-        </w:rPr>
-        <w:t xml:space="preserve"> </w:t>
-      </w:r>
-      <w:r>
-        <w:rPr>
-          <w:rFonts w:ascii="Times New Roman" w:hAnsi="Times New Roman" w:cs="Times New Roman" w:hint="cs"/>
-          <w:rtl/>
-        </w:rPr>
-        <w:t>חז</w:t>
-      </w:r>
-      <w:r>
-        <w:rPr>
-          <w:rFonts w:ascii="Times New Roman" w:hAnsi="Times New Roman" w:cs="Times New Roman"/>
-          <w:rtl/>
-        </w:rPr>
-        <w:t>״</w:t>
-      </w:r>
-      <w:r>
-        <w:rPr>
-          <w:rFonts w:ascii="Times New Roman" w:hAnsi="Times New Roman" w:cs="Times New Roman" w:hint="cs"/>
-          <w:rtl/>
-        </w:rPr>
-        <w:t>ל</w:t>
-      </w:r>
-      <w:r>
-        <w:rPr>
-          <w:rFonts w:ascii="Times New Roman" w:hAnsi="Times New Roman" w:cs="Times New Roman"/>
-        </w:rPr>
-        <w:t xml:space="preserve"> say</w:t>
+        <w:t xml:space="preserve">. But </w:t>
+      </w:r>
+      <w:r>
+        <w:rPr>
+          <w:rFonts w:ascii="Times New Roman" w:hAnsi="Times New Roman" w:cs="Times New Roman" w:hint="cs"/>
+          <w:rtl/>
+        </w:rPr>
+        <w:t>ריבונו</w:t>
+      </w:r>
+      <w:r>
+        <w:rPr>
+          <w:rFonts w:ascii="Times New Roman" w:hAnsi="Times New Roman" w:cs="Times New Roman"/>
+          <w:rtl/>
+        </w:rPr>
+        <w:t xml:space="preserve"> </w:t>
+      </w:r>
+      <w:r>
+        <w:rPr>
+          <w:rFonts w:ascii="Times New Roman" w:hAnsi="Times New Roman" w:cs="Times New Roman" w:hint="cs"/>
+          <w:rtl/>
+        </w:rPr>
+        <w:t>של</w:t>
+      </w:r>
+      <w:r>
+        <w:rPr>
+          <w:rFonts w:ascii="Times New Roman" w:hAnsi="Times New Roman" w:cs="Times New Roman"/>
+          <w:rtl/>
+        </w:rPr>
+        <w:t xml:space="preserve"> </w:t>
+      </w:r>
+      <w:r>
+        <w:rPr>
+          <w:rFonts w:ascii="Times New Roman" w:hAnsi="Times New Roman" w:cs="Times New Roman" w:hint="cs"/>
+          <w:rtl/>
+        </w:rPr>
+        <w:t>עולם</w:t>
+      </w:r>
+      <w:r>
+        <w:rPr>
+          <w:rFonts w:ascii="Times New Roman" w:hAnsi="Times New Roman" w:cs="Times New Roman"/>
+        </w:rPr>
+        <w:t xml:space="preserve">, I have a </w:t>
+      </w:r>
+      <w:r>
+        <w:rPr>
+          <w:rFonts w:ascii="Times New Roman" w:hAnsi="Times New Roman" w:cs="Times New Roman" w:hint="cs"/>
+          <w:rtl/>
+        </w:rPr>
+        <w:t>שאלה</w:t>
+      </w:r>
+      <w:r>
+        <w:rPr>
+          <w:rFonts w:ascii="Times New Roman" w:hAnsi="Times New Roman" w:cs="Times New Roman"/>
+        </w:rPr>
+        <w:t xml:space="preserve"> for you. There</w:t>
+      </w:r>
+      <w:r>
+        <w:rPr>
+          <w:rFonts w:ascii="Times New Roman" w:hAnsi="Times New Roman" w:cs="Times New Roman"/>
+        </w:rPr>
+        <w:t xml:space="preserve"> is a </w:t>
+      </w:r>
+      <w:r>
+        <w:rPr>
+          <w:rFonts w:ascii="Times New Roman" w:hAnsi="Times New Roman" w:cs="Times New Roman" w:hint="cs"/>
+          <w:rtl/>
+        </w:rPr>
+        <w:t>הלכה</w:t>
+      </w:r>
+      <w:r>
+        <w:rPr>
+          <w:rFonts w:ascii="Times New Roman" w:hAnsi="Times New Roman" w:cs="Times New Roman"/>
+          <w:rtl/>
+        </w:rPr>
+        <w:t xml:space="preserve"> </w:t>
+      </w:r>
+      <w:r>
+        <w:rPr>
+          <w:rFonts w:ascii="Times New Roman" w:hAnsi="Times New Roman" w:cs="Times New Roman" w:hint="cs"/>
+          <w:rtl/>
+        </w:rPr>
+        <w:t>פסוקה</w:t>
+      </w:r>
+      <w:r>
+        <w:rPr>
+          <w:rFonts w:ascii="Times New Roman" w:hAnsi="Times New Roman" w:cs="Times New Roman"/>
+        </w:rPr>
+        <w:t xml:space="preserve"> </w:t>
+      </w:r>
+      <w:r>
+        <w:rPr>
+          <w:rFonts w:ascii="Times New Roman" w:hAnsi="Times New Roman" w:cs="Times New Roman"/>
+        </w:rPr>
+        <w:t xml:space="preserve">that </w:t>
+      </w:r>
+      <w:r>
+        <w:rPr>
+          <w:rFonts w:ascii="Times New Roman" w:hAnsi="Times New Roman" w:cs="Times New Roman" w:hint="cs"/>
+          <w:rtl/>
+        </w:rPr>
+        <w:t>אין</w:t>
+      </w:r>
+      <w:r>
+        <w:rPr>
+          <w:rFonts w:ascii="Times New Roman" w:hAnsi="Times New Roman" w:cs="Times New Roman"/>
+          <w:rtl/>
+        </w:rPr>
+        <w:t xml:space="preserve"> </w:t>
+      </w:r>
+      <w:r>
+        <w:rPr>
+          <w:rFonts w:ascii="Times New Roman" w:hAnsi="Times New Roman" w:cs="Times New Roman" w:hint="cs"/>
+          <w:rtl/>
+        </w:rPr>
+        <w:t>מערבין</w:t>
+      </w:r>
+      <w:r>
+        <w:rPr>
+          <w:rFonts w:ascii="Times New Roman" w:hAnsi="Times New Roman" w:cs="Times New Roman"/>
+          <w:rtl/>
+        </w:rPr>
+        <w:t xml:space="preserve"> </w:t>
+      </w:r>
+      <w:r>
+        <w:rPr>
+          <w:rFonts w:ascii="Times New Roman" w:hAnsi="Times New Roman" w:cs="Times New Roman" w:hint="cs"/>
+          <w:rtl/>
+        </w:rPr>
+        <w:t>שמחה</w:t>
+      </w:r>
+      <w:r>
+        <w:rPr>
+          <w:rFonts w:ascii="Times New Roman" w:hAnsi="Times New Roman" w:cs="Times New Roman"/>
+          <w:rtl/>
+        </w:rPr>
+        <w:t xml:space="preserve"> </w:t>
+      </w:r>
+      <w:r>
+        <w:rPr>
+          <w:rFonts w:ascii="Times New Roman" w:hAnsi="Times New Roman" w:cs="Times New Roman" w:hint="cs"/>
+          <w:rtl/>
+        </w:rPr>
+        <w:t>בשמחה</w:t>
       </w:r>
       <w:r>
         <w:rPr>
@@ -3810,465 +4236,6 @@
           <w:rFonts w:ascii="Times New Roman" w:hAnsi="Times New Roman" w:cs="Times New Roman" w:hint="cs"/>
           <w:rtl/>
         </w:rPr>
-        <w:t>ברכות</w:t>
-      </w:r>
-      <w:r>
-        <w:rPr>
-          <w:rFonts w:ascii="Times New Roman" w:hAnsi="Times New Roman" w:cs="Times New Roman"/>
-          <w:rtl/>
-        </w:rPr>
-        <w:t xml:space="preserve"> </w:t>
-      </w:r>
-      <w:r>
-        <w:rPr>
-          <w:rFonts w:ascii="Times New Roman" w:hAnsi="Times New Roman" w:cs="Times New Roman" w:hint="cs"/>
-          <w:rtl/>
-        </w:rPr>
-        <w:t>נ״ד</w:t>
-      </w:r>
-      <w:r>
-        <w:rPr>
-          <w:rFonts w:ascii="Times New Roman" w:hAnsi="Times New Roman" w:cs="Times New Roman"/>
-          <w:rtl/>
-        </w:rPr>
-        <w:t xml:space="preserve"> </w:t>
-      </w:r>
-      <w:r>
-        <w:rPr>
-          <w:rFonts w:ascii="Times New Roman" w:hAnsi="Times New Roman" w:cs="Times New Roman" w:hint="cs"/>
-          <w:rtl/>
-        </w:rPr>
-        <w:t>ע״א</w:t>
-      </w:r>
-      <w:r>
-        <w:rPr>
-          <w:rFonts w:ascii="Times New Roman" w:hAnsi="Times New Roman" w:cs="Times New Roman"/>
-        </w:rPr>
-        <w:t>)</w:t>
-      </w:r>
-      <w:r>
-        <w:rPr>
-          <w:rFonts w:ascii="Times New Roman" w:hAnsi="Times New Roman" w:cs="Times New Roman"/>
-        </w:rPr>
-        <w:t xml:space="preserve">, </w:t>
-      </w:r>
-      <w:r>
-        <w:rPr>
-          <w:rFonts w:ascii="Times New Roman" w:hAnsi="Times New Roman" w:cs="Times New Roman" w:hint="cs"/>
-          <w:rtl/>
-        </w:rPr>
-        <w:t>חַיָּיב</w:t>
-      </w:r>
-      <w:r>
-        <w:rPr>
-          <w:rFonts w:ascii="Times New Roman" w:hAnsi="Times New Roman" w:cs="Times New Roman"/>
-          <w:rtl/>
-        </w:rPr>
-        <w:t xml:space="preserve"> </w:t>
-      </w:r>
-      <w:r>
-        <w:rPr>
-          <w:rFonts w:ascii="Times New Roman" w:hAnsi="Times New Roman" w:cs="Times New Roman" w:hint="cs"/>
-          <w:rtl/>
-        </w:rPr>
-        <w:t>אָדָם</w:t>
-      </w:r>
-      <w:r>
-        <w:rPr>
-          <w:rFonts w:ascii="Times New Roman" w:hAnsi="Times New Roman" w:cs="Times New Roman"/>
-          <w:rtl/>
-        </w:rPr>
-        <w:t xml:space="preserve"> </w:t>
-      </w:r>
-      <w:r>
-        <w:rPr>
-          <w:rFonts w:ascii="Times New Roman" w:hAnsi="Times New Roman" w:cs="Times New Roman" w:hint="cs"/>
-          <w:rtl/>
-        </w:rPr>
-        <w:t>לְבָרֵךְ</w:t>
-      </w:r>
-      <w:r>
-        <w:rPr>
-          <w:rFonts w:ascii="Times New Roman" w:hAnsi="Times New Roman" w:cs="Times New Roman"/>
-          <w:rtl/>
-        </w:rPr>
-        <w:t xml:space="preserve"> </w:t>
-      </w:r>
-      <w:r>
-        <w:rPr>
-          <w:rFonts w:ascii="Times New Roman" w:hAnsi="Times New Roman" w:cs="Times New Roman" w:hint="cs"/>
-          <w:rtl/>
-        </w:rPr>
-        <w:t>עַל</w:t>
-      </w:r>
-      <w:r>
-        <w:rPr>
-          <w:rFonts w:ascii="Times New Roman" w:hAnsi="Times New Roman" w:cs="Times New Roman"/>
-          <w:rtl/>
-        </w:rPr>
-        <w:t xml:space="preserve"> </w:t>
-      </w:r>
-      <w:r>
-        <w:rPr>
-          <w:rFonts w:ascii="Times New Roman" w:hAnsi="Times New Roman" w:cs="Times New Roman" w:hint="cs"/>
-          <w:rtl/>
-        </w:rPr>
-        <w:t>הָרָעָה</w:t>
-      </w:r>
-      <w:r>
-        <w:rPr>
-          <w:rFonts w:ascii="Times New Roman" w:hAnsi="Times New Roman" w:cs="Times New Roman"/>
-          <w:rtl/>
-        </w:rPr>
-        <w:t xml:space="preserve"> </w:t>
-      </w:r>
-      <w:r>
-        <w:rPr>
-          <w:rFonts w:ascii="Times New Roman" w:hAnsi="Times New Roman" w:cs="Times New Roman" w:hint="cs"/>
-          <w:rtl/>
-        </w:rPr>
-        <w:t>כְּשֵׁם</w:t>
-      </w:r>
-      <w:r>
-        <w:rPr>
-          <w:rFonts w:ascii="Times New Roman" w:hAnsi="Times New Roman" w:cs="Times New Roman"/>
-          <w:rtl/>
-        </w:rPr>
-        <w:t xml:space="preserve"> </w:t>
-      </w:r>
-      <w:r>
-        <w:rPr>
-          <w:rFonts w:ascii="Times New Roman" w:hAnsi="Times New Roman" w:cs="Times New Roman" w:hint="cs"/>
-          <w:rtl/>
-        </w:rPr>
-        <w:t>שֶׁמְּבָרֵךְ</w:t>
-      </w:r>
-      <w:r>
-        <w:rPr>
-          <w:rFonts w:ascii="Times New Roman" w:hAnsi="Times New Roman" w:cs="Times New Roman"/>
-          <w:rtl/>
-        </w:rPr>
-        <w:t xml:space="preserve"> </w:t>
-      </w:r>
-      <w:r>
-        <w:rPr>
-          <w:rFonts w:ascii="Times New Roman" w:hAnsi="Times New Roman" w:cs="Times New Roman" w:hint="cs"/>
-          <w:rtl/>
-        </w:rPr>
-        <w:t>עַל</w:t>
-      </w:r>
-      <w:r>
-        <w:rPr>
-          <w:rFonts w:ascii="Times New Roman" w:hAnsi="Times New Roman" w:cs="Times New Roman"/>
-          <w:rtl/>
-        </w:rPr>
-        <w:t xml:space="preserve"> </w:t>
-      </w:r>
-      <w:r>
-        <w:rPr>
-          <w:rFonts w:ascii="Times New Roman" w:hAnsi="Times New Roman" w:cs="Times New Roman" w:hint="cs"/>
-          <w:rtl/>
-        </w:rPr>
-        <w:t>הַטּוֹבָה</w:t>
-      </w:r>
-      <w:r>
-        <w:rPr>
-          <w:rFonts w:ascii="Times New Roman" w:hAnsi="Times New Roman" w:cs="Times New Roman"/>
-        </w:rPr>
-        <w:t xml:space="preserve"> - </w:t>
-      </w:r>
-      <w:r>
-        <w:rPr>
-          <w:rFonts w:ascii="Times New Roman" w:hAnsi="Times New Roman" w:cs="Times New Roman"/>
-        </w:rPr>
-        <w:t>T</w:t>
-      </w:r>
-      <w:r>
-        <w:rPr>
-          <w:rFonts w:ascii="Times New Roman" w:hAnsi="Times New Roman" w:cs="Times New Roman"/>
-        </w:rPr>
-        <w:t xml:space="preserve">he same way that a person is </w:t>
-      </w:r>
-      <w:r>
-        <w:rPr>
-          <w:rFonts w:ascii="Times New Roman" w:hAnsi="Times New Roman" w:cs="Times New Roman" w:hint="cs"/>
-          <w:rtl/>
-        </w:rPr>
-        <w:t>שמח</w:t>
-      </w:r>
-      <w:r>
-        <w:rPr>
-          <w:rFonts w:ascii="Times New Roman" w:hAnsi="Times New Roman" w:cs="Times New Roman"/>
-        </w:rPr>
-        <w:t xml:space="preserve"> when </w:t>
-      </w:r>
-      <w:r>
-        <w:rPr>
-          <w:rFonts w:ascii="Times New Roman" w:hAnsi="Times New Roman" w:cs="Times New Roman"/>
-        </w:rPr>
-        <w:t>Hashem</w:t>
-      </w:r>
-      <w:r>
-        <w:rPr>
-          <w:rFonts w:ascii="Times New Roman" w:hAnsi="Times New Roman" w:cs="Times New Roman"/>
-        </w:rPr>
-        <w:t xml:space="preserve"> showers him with </w:t>
-      </w:r>
-      <w:r>
-        <w:rPr>
-          <w:rFonts w:ascii="Times New Roman" w:hAnsi="Times New Roman" w:cs="Times New Roman" w:hint="cs"/>
-          <w:rtl/>
-        </w:rPr>
-        <w:t>ברכה</w:t>
-      </w:r>
-      <w:r>
-        <w:rPr>
-          <w:rFonts w:ascii="Times New Roman" w:hAnsi="Times New Roman" w:cs="Times New Roman"/>
-          <w:rtl/>
-        </w:rPr>
-        <w:t xml:space="preserve"> </w:t>
-      </w:r>
-      <w:r>
-        <w:rPr>
-          <w:rFonts w:ascii="Times New Roman" w:hAnsi="Times New Roman" w:cs="Times New Roman" w:hint="cs"/>
-          <w:rtl/>
-        </w:rPr>
-        <w:t>והצלחה</w:t>
-      </w:r>
-      <w:r>
-        <w:rPr>
-          <w:rFonts w:ascii="Times New Roman" w:hAnsi="Times New Roman" w:cs="Times New Roman"/>
-        </w:rPr>
-        <w:t xml:space="preserve">, he has to have exactly the same </w:t>
-      </w:r>
-      <w:r>
-        <w:rPr>
-          <w:rFonts w:ascii="Times New Roman" w:hAnsi="Times New Roman" w:cs="Times New Roman" w:hint="cs"/>
-          <w:rtl/>
-        </w:rPr>
-        <w:t>שמחה</w:t>
-      </w:r>
-      <w:r>
-        <w:rPr>
-          <w:rFonts w:ascii="Times New Roman" w:hAnsi="Times New Roman" w:cs="Times New Roman"/>
-        </w:rPr>
-        <w:t xml:space="preserve"> when a</w:t>
-      </w:r>
-      <w:r>
-        <w:rPr>
-          <w:rFonts w:ascii="Times New Roman" w:hAnsi="Times New Roman" w:cs="Times New Roman"/>
-        </w:rPr>
-        <w:t xml:space="preserve"> misfortune befalls him.</w:t>
-      </w:r>
-      <w:r>
-        <w:rPr>
-          <w:rFonts w:ascii="Times New Roman" w:hAnsi="Times New Roman" w:cs="Times New Roman"/>
-        </w:rPr>
-        <w:t xml:space="preserve"> So </w:t>
-      </w:r>
-      <w:r>
-        <w:rPr>
-          <w:rFonts w:ascii="Times New Roman" w:hAnsi="Times New Roman" w:cs="Times New Roman"/>
-        </w:rPr>
-        <w:t>Meir</w:t>
-      </w:r>
-      <w:r>
-        <w:rPr>
-          <w:rFonts w:ascii="Times New Roman" w:hAnsi="Times New Roman" w:cs="Times New Roman"/>
-        </w:rPr>
-        <w:t>’</w:t>
-      </w:r>
-      <w:r>
-        <w:rPr>
-          <w:rFonts w:ascii="Times New Roman" w:hAnsi="Times New Roman" w:cs="Times New Roman"/>
-        </w:rPr>
-        <w:t xml:space="preserve">l </w:t>
-      </w:r>
-      <w:r>
-        <w:rPr>
-          <w:rFonts w:ascii="Times New Roman" w:hAnsi="Times New Roman" w:cs="Times New Roman"/>
-        </w:rPr>
-        <w:t xml:space="preserve">is </w:t>
-      </w:r>
-      <w:r>
-        <w:rPr>
-          <w:rFonts w:ascii="Times New Roman" w:hAnsi="Times New Roman" w:cs="Times New Roman" w:hint="cs"/>
-          <w:rtl/>
-        </w:rPr>
-        <w:t>מקבל</w:t>
-      </w:r>
-      <w:r>
-        <w:rPr>
-          <w:rFonts w:ascii="Times New Roman" w:hAnsi="Times New Roman" w:cs="Times New Roman"/>
-        </w:rPr>
-        <w:t xml:space="preserve"> all of this </w:t>
-      </w:r>
-      <w:r>
-        <w:rPr>
-          <w:rFonts w:ascii="Times New Roman" w:hAnsi="Times New Roman" w:cs="Times New Roman" w:hint="cs"/>
-          <w:rtl/>
-        </w:rPr>
-        <w:t>בשמחה</w:t>
-      </w:r>
-      <w:r>
-        <w:rPr>
-          <w:rFonts w:ascii="Times New Roman" w:hAnsi="Times New Roman" w:cs="Times New Roman"/>
-        </w:rPr>
-        <w:t xml:space="preserve">. But </w:t>
-      </w:r>
-      <w:r>
-        <w:rPr>
-          <w:rFonts w:ascii="Times New Roman" w:hAnsi="Times New Roman" w:cs="Times New Roman" w:hint="cs"/>
-          <w:rtl/>
-        </w:rPr>
-        <w:t>ריבונו</w:t>
-      </w:r>
-      <w:r>
-        <w:rPr>
-          <w:rFonts w:ascii="Times New Roman" w:hAnsi="Times New Roman" w:cs="Times New Roman"/>
-          <w:rtl/>
-        </w:rPr>
-        <w:t xml:space="preserve"> </w:t>
-      </w:r>
-      <w:r>
-        <w:rPr>
-          <w:rFonts w:ascii="Times New Roman" w:hAnsi="Times New Roman" w:cs="Times New Roman" w:hint="cs"/>
-          <w:rtl/>
-        </w:rPr>
-        <w:t>של</w:t>
-      </w:r>
-      <w:r>
-        <w:rPr>
-          <w:rFonts w:ascii="Times New Roman" w:hAnsi="Times New Roman" w:cs="Times New Roman"/>
-          <w:rtl/>
-        </w:rPr>
-        <w:t xml:space="preserve"> </w:t>
-      </w:r>
-      <w:r>
-        <w:rPr>
-          <w:rFonts w:ascii="Times New Roman" w:hAnsi="Times New Roman" w:cs="Times New Roman" w:hint="cs"/>
-          <w:rtl/>
-        </w:rPr>
-        <w:t>עולם</w:t>
-      </w:r>
-      <w:r>
-        <w:rPr>
-          <w:rFonts w:ascii="Times New Roman" w:hAnsi="Times New Roman" w:cs="Times New Roman"/>
-        </w:rPr>
-        <w:t xml:space="preserve">, I have a </w:t>
-      </w:r>
-      <w:r>
-        <w:rPr>
-          <w:rFonts w:ascii="Times New Roman" w:hAnsi="Times New Roman" w:cs="Times New Roman" w:hint="cs"/>
-          <w:rtl/>
-        </w:rPr>
-        <w:t>שאלה</w:t>
-      </w:r>
-      <w:r>
-        <w:rPr>
-          <w:rFonts w:ascii="Times New Roman" w:hAnsi="Times New Roman" w:cs="Times New Roman"/>
-        </w:rPr>
-        <w:t xml:space="preserve"> for you. There</w:t>
-      </w:r>
-      <w:r>
-        <w:rPr>
-          <w:rFonts w:ascii="Times New Roman" w:hAnsi="Times New Roman" w:cs="Times New Roman"/>
-        </w:rPr>
-        <w:t xml:space="preserve"> is a </w:t>
-      </w:r>
-      <w:r>
-        <w:rPr>
-          <w:rFonts w:ascii="Times New Roman" w:hAnsi="Times New Roman" w:cs="Times New Roman" w:hint="cs"/>
-          <w:rtl/>
-        </w:rPr>
-        <w:t>הלכה</w:t>
-      </w:r>
-      <w:r>
-        <w:rPr>
-          <w:rFonts w:ascii="Times New Roman" w:hAnsi="Times New Roman" w:cs="Times New Roman"/>
-          <w:rtl/>
-        </w:rPr>
-        <w:t xml:space="preserve"> </w:t>
-      </w:r>
-      <w:r>
-        <w:rPr>
-          <w:rFonts w:ascii="Times New Roman" w:hAnsi="Times New Roman" w:cs="Times New Roman" w:hint="cs"/>
-          <w:rtl/>
-        </w:rPr>
-        <w:t>פסוקה</w:t>
-      </w:r>
-      <w:r>
-        <w:rPr>
-          <w:rFonts w:ascii="Times New Roman" w:hAnsi="Times New Roman" w:cs="Times New Roman"/>
-        </w:rPr>
-        <w:t xml:space="preserve"> </w:t>
-      </w:r>
-      <w:r>
-        <w:rPr>
-          <w:rFonts w:ascii="Times New Roman" w:hAnsi="Times New Roman" w:cs="Times New Roman"/>
-        </w:rPr>
-        <w:t xml:space="preserve">that </w:t>
-      </w:r>
-      <w:r>
-        <w:rPr>
-          <w:rFonts w:ascii="Times New Roman" w:hAnsi="Times New Roman" w:cs="Times New Roman" w:hint="cs"/>
-          <w:rtl/>
-        </w:rPr>
-        <w:t>אין</w:t>
-      </w:r>
-      <w:r>
-        <w:rPr>
-          <w:rFonts w:ascii="Times New Roman" w:hAnsi="Times New Roman" w:cs="Times New Roman"/>
-          <w:rtl/>
-        </w:rPr>
-        <w:t xml:space="preserve"> </w:t>
-      </w:r>
-      <w:r>
-        <w:rPr>
-          <w:rFonts w:ascii="Times New Roman" w:hAnsi="Times New Roman" w:cs="Times New Roman" w:hint="cs"/>
-          <w:rtl/>
-        </w:rPr>
-        <w:t>מערבין</w:t>
-      </w:r>
-      <w:r>
-        <w:rPr>
-          <w:rFonts w:ascii="Times New Roman" w:hAnsi="Times New Roman" w:cs="Times New Roman"/>
-          <w:rtl/>
-        </w:rPr>
-        <w:t xml:space="preserve"> </w:t>
-      </w:r>
-      <w:r>
-        <w:rPr>
-          <w:rFonts w:ascii="Times New Roman" w:hAnsi="Times New Roman" w:cs="Times New Roman" w:hint="cs"/>
-          <w:rtl/>
-        </w:rPr>
-        <w:t>שמחה</w:t>
-      </w:r>
-      <w:r>
-        <w:rPr>
-          <w:rFonts w:ascii="Times New Roman" w:hAnsi="Times New Roman" w:cs="Times New Roman"/>
-          <w:rtl/>
-        </w:rPr>
-        <w:t xml:space="preserve"> </w:t>
-      </w:r>
-      <w:r>
-        <w:rPr>
-          <w:rFonts w:ascii="Times New Roman" w:hAnsi="Times New Roman" w:cs="Times New Roman" w:hint="cs"/>
-          <w:rtl/>
-        </w:rPr>
-        <w:t>בשמחה</w:t>
-      </w:r>
-      <w:r>
-        <w:rPr>
-          <w:rFonts w:ascii="Times New Roman" w:hAnsi="Times New Roman" w:cs="Times New Roman"/>
-        </w:rPr>
-        <w:t xml:space="preserve"> (</w:t>
-      </w:r>
-      <w:r>
-        <w:rPr>
-          <w:rFonts w:ascii="Times New Roman" w:hAnsi="Times New Roman" w:cs="Times New Roman" w:hint="cs"/>
-          <w:rtl/>
-        </w:rPr>
         <w:t>שו</w:t>
       </w:r>
       <w:r>
@@ -4276,7 +4243,7 @@
           <w:rFonts w:ascii="Times New Roman" w:hAnsi="Times New Roman" w:cs="Times New Roman"/>
           <w:rtl/>
         </w:rPr>
-        <w:t>״</w:t>
+        <w:t>"</w:t>
       </w:r>
       <w:r>
         <w:rPr>
@@ -4304,7 +4271,7 @@
           <w:rFonts w:ascii="Times New Roman" w:hAnsi="Times New Roman" w:cs="Times New Roman"/>
           <w:rtl/>
         </w:rPr>
-        <w:t>״</w:t>
+        <w:t>"</w:t>
       </w:r>
       <w:r>
         <w:rPr>
@@ -4512,217 +4479,217 @@
         <w:rPr>
           <w:rFonts w:ascii="Times New Roman" w:hAnsi="Times New Roman" w:cs="Times New Roman"/>
         </w:rPr>
+        <w:t>T</w:t>
+      </w:r>
+      <w:r>
+        <w:rPr>
+          <w:rFonts w:ascii="Times New Roman" w:hAnsi="Times New Roman" w:cs="Times New Roman"/>
+        </w:rPr>
+        <w:t xml:space="preserve">he last words of this </w:t>
+      </w:r>
+      <w:r>
+        <w:rPr>
+          <w:rFonts w:ascii="Times New Roman" w:hAnsi="Times New Roman" w:cs="Times New Roman" w:hint="cs"/>
+          <w:rtl/>
+        </w:rPr>
+        <w:t>דבר</w:t>
+      </w:r>
+      <w:r>
+        <w:rPr>
+          <w:rFonts w:ascii="Times New Roman" w:hAnsi="Times New Roman" w:cs="Times New Roman"/>
+          <w:rtl/>
+        </w:rPr>
+        <w:t xml:space="preserve"> </w:t>
+      </w:r>
+      <w:r>
+        <w:rPr>
+          <w:rFonts w:ascii="Times New Roman" w:hAnsi="Times New Roman" w:cs="Times New Roman" w:hint="cs"/>
+          <w:rtl/>
+        </w:rPr>
+        <w:t>תורה</w:t>
+      </w:r>
+      <w:r>
+        <w:rPr>
+          <w:rFonts w:ascii="Times New Roman" w:hAnsi="Times New Roman" w:cs="Times New Roman"/>
+        </w:rPr>
+        <w:t xml:space="preserve"> are: </w:t>
+      </w:r>
+      <w:r>
+        <w:rPr>
+          <w:rFonts w:ascii="Times New Roman" w:hAnsi="Times New Roman" w:cs="Times New Roman" w:hint="cs"/>
+          <w:rtl/>
+        </w:rPr>
+        <w:t>רְצוֹן</w:t>
+      </w:r>
+      <w:r>
+        <w:rPr>
+          <w:rFonts w:ascii="Times New Roman" w:hAnsi="Times New Roman" w:cs="Times New Roman"/>
+          <w:rtl/>
+        </w:rPr>
+        <w:t xml:space="preserve"> </w:t>
+      </w:r>
+      <w:r>
+        <w:rPr>
+          <w:rFonts w:ascii="Times New Roman" w:hAnsi="Times New Roman" w:cs="Times New Roman" w:hint="cs"/>
+          <w:rtl/>
+        </w:rPr>
+        <w:t>יְרֵאָיו</w:t>
+      </w:r>
+      <w:r>
+        <w:rPr>
+          <w:rFonts w:ascii="Times New Roman" w:hAnsi="Times New Roman" w:cs="Times New Roman"/>
+          <w:rtl/>
+        </w:rPr>
+        <w:t xml:space="preserve"> </w:t>
+      </w:r>
+      <w:r>
+        <w:rPr>
+          <w:rFonts w:ascii="Times New Roman" w:hAnsi="Times New Roman" w:cs="Times New Roman" w:hint="cs"/>
+          <w:rtl/>
+        </w:rPr>
+        <w:t>יַעֲשֶׂה</w:t>
+      </w:r>
+      <w:r>
+        <w:rPr>
+          <w:rFonts w:ascii="Times New Roman" w:hAnsi="Times New Roman" w:cs="Times New Roman"/>
+        </w:rPr>
+        <w:t xml:space="preserve">. </w:t>
+      </w:r>
+      <w:r>
+        <w:rPr>
+          <w:rFonts w:ascii="Times New Roman" w:hAnsi="Times New Roman" w:cs="Times New Roman" w:hint="cs"/>
+          <w:rtl/>
+        </w:rPr>
+        <w:t>יראת</w:t>
+      </w:r>
+      <w:r>
+        <w:rPr>
+          <w:rFonts w:ascii="Times New Roman" w:hAnsi="Times New Roman" w:cs="Times New Roman"/>
+          <w:rtl/>
+        </w:rPr>
+        <w:t xml:space="preserve"> </w:t>
+      </w:r>
+      <w:r>
+        <w:rPr>
+          <w:rFonts w:ascii="Times New Roman" w:hAnsi="Times New Roman" w:cs="Times New Roman" w:hint="cs"/>
+          <w:rtl/>
+        </w:rPr>
+        <w:t>שמים</w:t>
+      </w:r>
+      <w:r>
+        <w:rPr>
+          <w:rFonts w:ascii="Times New Roman" w:hAnsi="Times New Roman" w:cs="Times New Roman"/>
+        </w:rPr>
+        <w:t xml:space="preserve"> is not a little thing. We want to have that level of being </w:t>
+      </w:r>
+      <w:r>
+        <w:rPr>
+          <w:rFonts w:ascii="Times New Roman" w:hAnsi="Times New Roman" w:cs="Times New Roman" w:hint="cs"/>
+          <w:rtl/>
+        </w:rPr>
+        <w:t>אוהבי</w:t>
+      </w:r>
+      <w:r>
+        <w:rPr>
+          <w:rFonts w:ascii="Times New Roman" w:hAnsi="Times New Roman" w:cs="Times New Roman"/>
+          <w:rtl/>
+        </w:rPr>
+        <w:t xml:space="preserve"> </w:t>
+      </w:r>
+      <w:r>
+        <w:rPr>
+          <w:rFonts w:ascii="Times New Roman" w:hAnsi="Times New Roman" w:cs="Times New Roman" w:hint="cs"/>
+          <w:rtl/>
+        </w:rPr>
+        <w:t>ה׳</w:t>
+      </w:r>
+      <w:r>
+        <w:rPr>
+          <w:rFonts w:ascii="Times New Roman" w:hAnsi="Times New Roman" w:cs="Times New Roman"/>
+        </w:rPr>
+        <w:t>. But let</w:t>
+      </w:r>
+      <w:r>
+        <w:rPr>
+          <w:rFonts w:ascii="Times New Roman" w:hAnsi="Times New Roman" w:cs="Times New Roman"/>
+        </w:rPr>
+        <w:t>’</w:t>
+      </w:r>
+      <w:r>
+        <w:rPr>
+          <w:rFonts w:ascii="Times New Roman" w:hAnsi="Times New Roman" w:cs="Times New Roman"/>
+        </w:rPr>
+        <w:t xml:space="preserve">s also work very </w:t>
+      </w:r>
+      <w:r>
+        <w:rPr>
+          <w:rFonts w:ascii="Times New Roman" w:hAnsi="Times New Roman" w:cs="Times New Roman"/>
+        </w:rPr>
+        <w:t>hard</w:t>
+      </w:r>
+      <w:r>
+        <w:rPr>
+          <w:rFonts w:ascii="Times New Roman" w:hAnsi="Times New Roman" w:cs="Times New Roman"/>
+        </w:rPr>
+        <w:t xml:space="preserve"> to be </w:t>
+      </w:r>
+      <w:r>
+        <w:rPr>
+          <w:rFonts w:ascii="Times New Roman" w:hAnsi="Times New Roman" w:cs="Times New Roman" w:hint="cs"/>
+          <w:rtl/>
+        </w:rPr>
+        <w:t>מקבל</w:t>
+      </w:r>
+      <w:r>
+        <w:rPr>
+          <w:rFonts w:ascii="Times New Roman" w:hAnsi="Times New Roman" w:cs="Times New Roman"/>
+        </w:rPr>
+        <w:t xml:space="preserve"> on </w:t>
+      </w:r>
+      <w:r>
+        <w:rPr>
+          <w:rFonts w:ascii="Times New Roman" w:hAnsi="Times New Roman" w:cs="Times New Roman"/>
+        </w:rPr>
+        <w:t xml:space="preserve">ourselves </w:t>
+      </w:r>
+      <w:r>
+        <w:rPr>
+          <w:rFonts w:ascii="Times New Roman" w:hAnsi="Times New Roman" w:cs="Times New Roman" w:hint="cs"/>
+          <w:rtl/>
+        </w:rPr>
+        <w:t>יראת</w:t>
+      </w:r>
+      <w:r>
+        <w:rPr>
+          <w:rFonts w:ascii="Times New Roman" w:hAnsi="Times New Roman" w:cs="Times New Roman"/>
+          <w:rtl/>
+        </w:rPr>
+        <w:t xml:space="preserve"> </w:t>
+      </w:r>
+      <w:r>
+        <w:rPr>
+          <w:rFonts w:ascii="Times New Roman" w:hAnsi="Times New Roman" w:cs="Times New Roman" w:hint="cs"/>
+          <w:rtl/>
+        </w:rPr>
+        <w:t>שמים</w:t>
+      </w:r>
+      <w:r>
+        <w:rPr>
+          <w:rFonts w:ascii="Times New Roman" w:hAnsi="Times New Roman" w:cs="Times New Roman"/>
+        </w:rPr>
+        <w:t>. We should work</w:t>
+      </w:r>
+      <w:r>
+        <w:rPr>
+          <w:rFonts w:ascii="Times New Roman" w:hAnsi="Times New Roman" w:cs="Times New Roman"/>
+        </w:rPr>
+        <w:t xml:space="preserve"> </w:t>
+      </w:r>
+      <w:r>
+        <w:rPr>
+          <w:rFonts w:ascii="Times New Roman" w:hAnsi="Times New Roman" w:cs="Times New Roman"/>
+        </w:rPr>
         <w:lastRenderedPageBreak/>
-        <w:t>T</w:t>
-      </w:r>
-      <w:r>
-        <w:rPr>
-          <w:rFonts w:ascii="Times New Roman" w:hAnsi="Times New Roman" w:cs="Times New Roman"/>
-        </w:rPr>
-        <w:t xml:space="preserve">he last words of this </w:t>
-      </w:r>
-      <w:r>
-        <w:rPr>
-          <w:rFonts w:ascii="Times New Roman" w:hAnsi="Times New Roman" w:cs="Times New Roman" w:hint="cs"/>
-          <w:rtl/>
-        </w:rPr>
-        <w:t>דבר</w:t>
-      </w:r>
-      <w:r>
-        <w:rPr>
-          <w:rFonts w:ascii="Times New Roman" w:hAnsi="Times New Roman" w:cs="Times New Roman"/>
-          <w:rtl/>
-        </w:rPr>
-        <w:t xml:space="preserve"> </w:t>
-      </w:r>
-      <w:r>
-        <w:rPr>
-          <w:rFonts w:ascii="Times New Roman" w:hAnsi="Times New Roman" w:cs="Times New Roman" w:hint="cs"/>
-          <w:rtl/>
-        </w:rPr>
-        <w:t>תורה</w:t>
-      </w:r>
-      <w:r>
-        <w:rPr>
-          <w:rFonts w:ascii="Times New Roman" w:hAnsi="Times New Roman" w:cs="Times New Roman"/>
-        </w:rPr>
-        <w:t xml:space="preserve"> are: </w:t>
-      </w:r>
-      <w:r>
-        <w:rPr>
-          <w:rFonts w:ascii="Times New Roman" w:hAnsi="Times New Roman" w:cs="Times New Roman" w:hint="cs"/>
-          <w:rtl/>
-        </w:rPr>
-        <w:t>רְצוֹן</w:t>
-      </w:r>
-      <w:r>
-        <w:rPr>
-          <w:rFonts w:ascii="Times New Roman" w:hAnsi="Times New Roman" w:cs="Times New Roman"/>
-          <w:rtl/>
-        </w:rPr>
-        <w:t xml:space="preserve"> </w:t>
-      </w:r>
-      <w:r>
-        <w:rPr>
-          <w:rFonts w:ascii="Times New Roman" w:hAnsi="Times New Roman" w:cs="Times New Roman" w:hint="cs"/>
-          <w:rtl/>
-        </w:rPr>
-        <w:t>יְרֵאָיו</w:t>
-      </w:r>
-      <w:r>
-        <w:rPr>
-          <w:rFonts w:ascii="Times New Roman" w:hAnsi="Times New Roman" w:cs="Times New Roman"/>
-          <w:rtl/>
-        </w:rPr>
-        <w:t xml:space="preserve"> </w:t>
-      </w:r>
-      <w:r>
-        <w:rPr>
-          <w:rFonts w:ascii="Times New Roman" w:hAnsi="Times New Roman" w:cs="Times New Roman" w:hint="cs"/>
-          <w:rtl/>
-        </w:rPr>
-        <w:t>יַעֲשֶׂה</w:t>
-      </w:r>
-      <w:r>
-        <w:rPr>
-          <w:rFonts w:ascii="Times New Roman" w:hAnsi="Times New Roman" w:cs="Times New Roman"/>
-        </w:rPr>
-        <w:t xml:space="preserve">. </w:t>
-      </w:r>
-      <w:r>
-        <w:rPr>
-          <w:rFonts w:ascii="Times New Roman" w:hAnsi="Times New Roman" w:cs="Times New Roman" w:hint="cs"/>
-          <w:rtl/>
-        </w:rPr>
-        <w:t>יראת</w:t>
-      </w:r>
-      <w:r>
-        <w:rPr>
-          <w:rFonts w:ascii="Times New Roman" w:hAnsi="Times New Roman" w:cs="Times New Roman"/>
-          <w:rtl/>
-        </w:rPr>
-        <w:t xml:space="preserve"> </w:t>
-      </w:r>
-      <w:r>
-        <w:rPr>
-          <w:rFonts w:ascii="Times New Roman" w:hAnsi="Times New Roman" w:cs="Times New Roman" w:hint="cs"/>
-          <w:rtl/>
-        </w:rPr>
-        <w:t>שמים</w:t>
-      </w:r>
-      <w:r>
-        <w:rPr>
-          <w:rFonts w:ascii="Times New Roman" w:hAnsi="Times New Roman" w:cs="Times New Roman"/>
-        </w:rPr>
-        <w:t xml:space="preserve"> is not a little thing. We want to have that level of being </w:t>
-      </w:r>
-      <w:r>
-        <w:rPr>
-          <w:rFonts w:ascii="Times New Roman" w:hAnsi="Times New Roman" w:cs="Times New Roman" w:hint="cs"/>
-          <w:rtl/>
-        </w:rPr>
-        <w:t>אוהבי</w:t>
-      </w:r>
-      <w:r>
-        <w:rPr>
-          <w:rFonts w:ascii="Times New Roman" w:hAnsi="Times New Roman" w:cs="Times New Roman"/>
-          <w:rtl/>
-        </w:rPr>
-        <w:t xml:space="preserve"> </w:t>
-      </w:r>
-      <w:r>
-        <w:rPr>
-          <w:rFonts w:ascii="Times New Roman" w:hAnsi="Times New Roman" w:cs="Times New Roman" w:hint="cs"/>
-          <w:rtl/>
-        </w:rPr>
-        <w:t>ה׳</w:t>
-      </w:r>
-      <w:r>
-        <w:rPr>
-          <w:rFonts w:ascii="Times New Roman" w:hAnsi="Times New Roman" w:cs="Times New Roman"/>
-        </w:rPr>
-        <w:t>. But let</w:t>
-      </w:r>
-      <w:r>
-        <w:rPr>
-          <w:rFonts w:ascii="Times New Roman" w:hAnsi="Times New Roman" w:cs="Times New Roman"/>
-        </w:rPr>
-        <w:t>’</w:t>
-      </w:r>
-      <w:r>
-        <w:rPr>
-          <w:rFonts w:ascii="Times New Roman" w:hAnsi="Times New Roman" w:cs="Times New Roman"/>
-        </w:rPr>
-        <w:t xml:space="preserve">s also work very </w:t>
-      </w:r>
-      <w:r>
-        <w:rPr>
-          <w:rFonts w:ascii="Times New Roman" w:hAnsi="Times New Roman" w:cs="Times New Roman"/>
-        </w:rPr>
-        <w:t>hard</w:t>
-      </w:r>
-      <w:r>
-        <w:rPr>
-          <w:rFonts w:ascii="Times New Roman" w:hAnsi="Times New Roman" w:cs="Times New Roman"/>
-        </w:rPr>
-        <w:t xml:space="preserve"> to be </w:t>
-      </w:r>
-      <w:r>
-        <w:rPr>
-          <w:rFonts w:ascii="Times New Roman" w:hAnsi="Times New Roman" w:cs="Times New Roman" w:hint="cs"/>
-          <w:rtl/>
-        </w:rPr>
-        <w:t>מקבל</w:t>
-      </w:r>
-      <w:r>
-        <w:rPr>
-          <w:rFonts w:ascii="Times New Roman" w:hAnsi="Times New Roman" w:cs="Times New Roman"/>
-        </w:rPr>
-        <w:t xml:space="preserve"> on </w:t>
-      </w:r>
-      <w:r>
-        <w:rPr>
-          <w:rFonts w:ascii="Times New Roman" w:hAnsi="Times New Roman" w:cs="Times New Roman"/>
-        </w:rPr>
-        <w:t xml:space="preserve">ourselves </w:t>
-      </w:r>
-      <w:r>
-        <w:rPr>
-          <w:rFonts w:ascii="Times New Roman" w:hAnsi="Times New Roman" w:cs="Times New Roman" w:hint="cs"/>
-          <w:rtl/>
-        </w:rPr>
-        <w:t>יראת</w:t>
-      </w:r>
-      <w:r>
-        <w:rPr>
-          <w:rFonts w:ascii="Times New Roman" w:hAnsi="Times New Roman" w:cs="Times New Roman"/>
-          <w:rtl/>
-        </w:rPr>
-        <w:t xml:space="preserve"> </w:t>
-      </w:r>
-      <w:r>
-        <w:rPr>
-          <w:rFonts w:ascii="Times New Roman" w:hAnsi="Times New Roman" w:cs="Times New Roman" w:hint="cs"/>
-          <w:rtl/>
-        </w:rPr>
-        <w:t>שמים</w:t>
-      </w:r>
-      <w:r>
-        <w:rPr>
-          <w:rFonts w:ascii="Times New Roman" w:hAnsi="Times New Roman" w:cs="Times New Roman"/>
-        </w:rPr>
-        <w:t>. We should work</w:t>
-      </w:r>
-      <w:r>
-        <w:rPr>
-          <w:rFonts w:ascii="Times New Roman" w:hAnsi="Times New Roman" w:cs="Times New Roman"/>
-        </w:rPr>
-        <w:t xml:space="preserve"> </w:t>
-      </w:r>
-      <w:r>
-        <w:rPr>
-          <w:rFonts w:ascii="Times New Roman" w:hAnsi="Times New Roman" w:cs="Times New Roman"/>
-        </w:rPr>
         <w:t xml:space="preserve">very diligently </w:t>
       </w:r>
       <w:r>
@@ -4844,6 +4811,14 @@
         </w:rPr>
         <w:t>.</w:t>
       </w:r>
+    </w:p>
+    <w:p>
+      <w:pPr>
+        <w:jc w:val="both"/>
+        <w:rPr>
+          <w:rFonts w:ascii="Times New Roman" w:hAnsi="Times New Roman" w:cs="Times New Roman"/>
+        </w:rPr>
+      </w:pPr>
     </w:p>
     <w:sectPr>
       <w:footerReference w:type="default" r:id="rId6"/>

--- a/Files/06 - Yom Tov/13 - Shmini Atzeres/5784/Shmini Atzeres 5784.docx
+++ b/Files/06 - Yom Tov/13 - Shmini Atzeres/5784/Shmini Atzeres 5784.docx
@@ -523,7 +523,7 @@
         <w:rPr>
           <w:rFonts w:ascii="Times New Roman" w:hAnsi="Times New Roman" w:cs="Times New Roman"/>
         </w:rPr>
-        <w:t>Hashem, Hashem does their</w:t>
+        <w:t xml:space="preserve">Hashem, Hashem does their </w:t>
       </w:r>
       <w:r>
         <w:rPr>
@@ -3543,7 +3543,7 @@
         <w:rPr>
           <w:rFonts w:ascii="Times New Roman" w:hAnsi="Times New Roman" w:cs="Times New Roman"/>
         </w:rPr>
-        <w:t>did that too. You also told us to be</w:t>
+        <w:t xml:space="preserve">did that too. You also told us to be </w:t>
       </w:r>
       <w:r>
         <w:rPr>
@@ -3751,7 +3751,7 @@
           <w:rFonts w:ascii="Times New Roman" w:hAnsi="Times New Roman" w:cs="Times New Roman"/>
           <w:rtl/>
         </w:rPr>
-        <w:t>"</w:t>
+        <w:t>״</w:t>
       </w:r>
       <w:r>
         <w:rPr>
@@ -4243,7 +4243,7 @@
           <w:rFonts w:ascii="Times New Roman" w:hAnsi="Times New Roman" w:cs="Times New Roman"/>
           <w:rtl/>
         </w:rPr>
-        <w:t>"</w:t>
+        <w:t>״</w:t>
       </w:r>
       <w:r>
         <w:rPr>
@@ -4271,7 +4271,7 @@
           <w:rFonts w:ascii="Times New Roman" w:hAnsi="Times New Roman" w:cs="Times New Roman"/>
           <w:rtl/>
         </w:rPr>
-        <w:t>"</w:t>
+        <w:t>״</w:t>
       </w:r>
       <w:r>
         <w:rPr>
